--- a/Reportes/EndosoActoPublicoLicitacion.docx
+++ b/Reportes/EndosoActoPublicoLicitacion.docx
@@ -79,7 +79,7 @@
       <w:tblPr>
         <w:tblStyle w:val="Tablaconcuadrcula"/>
         <w:tblW w:w="10490" w:type="dxa"/>
-        <w:tblInd w:w="-856" w:type="dxa"/>
+        <w:tblInd w:w="-45" w:type="dxa"/>
         <w:tblBorders>
           <w:top w:val="double" w:sz="12" w:space="0" w:color="auto"/>
           <w:left w:val="double" w:sz="12" w:space="0" w:color="auto"/>
@@ -621,7 +621,39 @@
                 <w:sz w:val="16"/>
                 <w:szCs w:val="16"/>
               </w:rPr>
-              <w:t>{DocumentoFianza.FechaActoPublicoTexto}</w:t>
+              <w:t>{</w:t>
+            </w:r>
+            <w:proofErr w:type="spellStart"/>
+            <w:r>
+              <w:rPr>
+                <w:rFonts w:ascii="Arial" w:hAnsi="Arial" w:cs="Arial"/>
+                <w:color w:val="000000"/>
+                <w:kern w:val="0"/>
+                <w:sz w:val="16"/>
+                <w:szCs w:val="16"/>
+              </w:rPr>
+              <w:t>DocumentoFianza.FechaActoPublicoTexto</w:t>
+            </w:r>
+            <w:r>
+              <w:rPr>
+                <w:rFonts w:ascii="Arial" w:hAnsi="Arial" w:cs="Arial"/>
+                <w:color w:val="000000"/>
+                <w:kern w:val="0"/>
+                <w:sz w:val="16"/>
+                <w:szCs w:val="16"/>
+              </w:rPr>
+              <w:t>Anterior</w:t>
+            </w:r>
+            <w:proofErr w:type="spellEnd"/>
+            <w:r>
+              <w:rPr>
+                <w:rFonts w:ascii="Arial" w:hAnsi="Arial" w:cs="Arial"/>
+                <w:color w:val="000000"/>
+                <w:kern w:val="0"/>
+                <w:sz w:val="16"/>
+                <w:szCs w:val="16"/>
+              </w:rPr>
+              <w:t>}</w:t>
             </w:r>
           </w:p>
         </w:tc>
@@ -641,7 +673,6 @@
     </w:p>
     <w:p>
       <w:pPr>
-        <w:ind w:left="-851"/>
         <w:rPr>
           <w:rFonts w:ascii="Arial" w:hAnsi="Arial" w:cs="Arial"/>
           <w:color w:val="000000"/>
@@ -664,8 +695,8 @@
     <w:tbl>
       <w:tblPr>
         <w:tblStyle w:val="Tablaconcuadrcula"/>
-        <w:tblW w:w="10558" w:type="dxa"/>
-        <w:tblInd w:w="-851" w:type="dxa"/>
+        <w:tblW w:w="10440" w:type="dxa"/>
+        <w:tblInd w:w="-45" w:type="dxa"/>
         <w:tblBorders>
           <w:top w:val="double" w:sz="12" w:space="0" w:color="auto"/>
           <w:left w:val="double" w:sz="12" w:space="0" w:color="auto"/>
@@ -678,7 +709,7 @@
       </w:tblPr>
       <w:tblGrid>
         <w:gridCol w:w="3500"/>
-        <w:gridCol w:w="7058"/>
+        <w:gridCol w:w="6940"/>
       </w:tblGrid>
       <w:tr>
         <w:trPr>
@@ -696,7 +727,7 @@
         </w:tc>
         <w:tc>
           <w:tcPr>
-            <w:tcW w:w="7058" w:type="dxa"/>
+            <w:tcW w:w="6940" w:type="dxa"/>
           </w:tcPr>
           <w:p>
             <w:pPr>
@@ -733,6 +764,14 @@
               </w:rPr>
               <w:t>{</w:t>
             </w:r>
+            <w:proofErr w:type="spellStart"/>
+            <w:r>
+              <w:rPr>
+                <w:b/>
+                <w:bCs/>
+              </w:rPr>
+              <w:t>DocumentoFianza.</w:t>
+            </w:r>
             <w:r>
               <w:rPr>
                 <w:b/>
@@ -740,6 +779,7 @@
               </w:rPr>
               <w:t>FechaActoPublicoTexto</w:t>
             </w:r>
+            <w:proofErr w:type="spellEnd"/>
             <w:r>
               <w:rPr>
                 <w:b/>
@@ -763,7 +803,6 @@
         <w:autoSpaceDN w:val="0"/>
         <w:adjustRightInd w:val="0"/>
         <w:spacing w:after="0" w:line="240" w:lineRule="auto"/>
-        <w:ind w:left="-851"/>
         <w:jc w:val="both"/>
         <w:rPr>
           <w:rFonts w:ascii="Arial" w:hAnsi="Arial" w:cs="Arial"/>
@@ -820,7 +859,6 @@
     </w:p>
     <w:p>
       <w:pPr>
-        <w:ind w:left="-851"/>
         <w:rPr>
           <w:rFonts w:ascii="Arial" w:hAnsi="Arial" w:cs="Arial"/>
           <w:color w:val="000000"/>
@@ -854,7 +892,6 @@
     </w:p>
     <w:p>
       <w:pPr>
-        <w:ind w:left="-851"/>
         <w:rPr>
           <w:rFonts w:ascii="Arial" w:hAnsi="Arial" w:cs="Arial"/>
           <w:color w:val="000000"/>
@@ -886,23 +923,11 @@
         </w:rPr>
       </w:pPr>
     </w:p>
-    <w:p>
-      <w:pPr>
-        <w:ind w:left="-851"/>
-        <w:rPr>
-          <w:rFonts w:ascii="Arial" w:hAnsi="Arial" w:cs="Arial"/>
-          <w:color w:val="000000"/>
-          <w:kern w:val="0"/>
-          <w:sz w:val="18"/>
-          <w:szCs w:val="18"/>
-        </w:rPr>
-      </w:pPr>
-    </w:p>
     <w:tbl>
       <w:tblPr>
         <w:tblStyle w:val="Tablaconcuadrcula"/>
+        <w:tblpPr w:leftFromText="141" w:rightFromText="141" w:vertAnchor="text" w:horzAnchor="margin" w:tblpXSpec="center" w:tblpY="293"/>
         <w:tblW w:w="0" w:type="auto"/>
-        <w:tblInd w:w="-851" w:type="dxa"/>
         <w:tblBorders>
           <w:top w:val="none" w:sz="0" w:space="0" w:color="auto"/>
           <w:left w:val="none" w:sz="0" w:space="0" w:color="auto"/>
@@ -963,8 +988,19 @@
                 <w:sz w:val="20"/>
                 <w:szCs w:val="20"/>
               </w:rPr>
-              <w:t>ASEGURADOR GLOBAL, S.A</w:t>
-            </w:r>
+              <w:t xml:space="preserve">ASEGURADOR GLOBAL, </w:t>
+            </w:r>
+            <w:proofErr w:type="gramStart"/>
+            <w:r>
+              <w:rPr>
+                <w:b/>
+                <w:bCs/>
+                <w:sz w:val="20"/>
+                <w:szCs w:val="20"/>
+              </w:rPr>
+              <w:t>S.A</w:t>
+            </w:r>
+            <w:proofErr w:type="gramEnd"/>
           </w:p>
         </w:tc>
         <w:tc>
@@ -1166,6 +1202,18 @@
         </w:tc>
       </w:tr>
     </w:tbl>
+    <w:p>
+      <w:pPr>
+        <w:ind w:left="-851"/>
+        <w:rPr>
+          <w:rFonts w:ascii="Arial" w:hAnsi="Arial" w:cs="Arial"/>
+          <w:color w:val="000000"/>
+          <w:kern w:val="0"/>
+          <w:sz w:val="18"/>
+          <w:szCs w:val="18"/>
+        </w:rPr>
+      </w:pPr>
+    </w:p>
     <w:p>
       <w:pPr>
         <w:ind w:left="-851"/>
@@ -1174,7 +1222,7 @@
     <w:sectPr>
       <w:footerReference w:type="default" r:id="rId7"/>
       <w:pgSz w:w="12240" w:h="15840"/>
-      <w:pgMar w:top="1417" w:right="1701" w:bottom="1417" w:left="1701" w:header="708" w:footer="708" w:gutter="0"/>
+      <w:pgMar w:top="1417" w:right="720" w:bottom="1417" w:left="1080" w:header="708" w:footer="708" w:gutter="0"/>
       <w:cols w:space="708"/>
       <w:docGrid w:linePitch="360"/>
     </w:sectPr>
@@ -1257,7 +1305,27 @@
         <w:szCs w:val="15"/>
         <w:lang w:val="es-ES_tradnl"/>
       </w:rPr>
-      <w:t>Calle 50 Torre Global Bank. Mezzanine | Tlf. 206-2021 | www.aseguradoraglobal.com.pa | info@aseguradoraglobal.com.p</w:t>
+      <w:t xml:space="preserve">Calle 50 Torre Global Bank. </w:t>
+    </w:r>
+    <w:proofErr w:type="spellStart"/>
+    <w:r>
+      <w:rPr>
+        <w:color w:val="000000" w:themeColor="text1"/>
+        <w:sz w:val="15"/>
+        <w:szCs w:val="15"/>
+        <w:lang w:val="es-ES_tradnl"/>
+      </w:rPr>
+      <w:t>Mezzanine</w:t>
+    </w:r>
+    <w:proofErr w:type="spellEnd"/>
+    <w:r>
+      <w:rPr>
+        <w:color w:val="000000" w:themeColor="text1"/>
+        <w:sz w:val="15"/>
+        <w:szCs w:val="15"/>
+        <w:lang w:val="es-ES_tradnl"/>
+      </w:rPr>
+      <w:t xml:space="preserve"> | Tlf. 206-2021 | www.aseguradoraglobal.com.pa | info@aseguradoraglobal.com.p</w:t>
     </w:r>
     <w:bookmarkEnd w:id="0"/>
     <w:bookmarkEnd w:id="1"/>
